--- a/data/human_paras/human_para_97.docx
+++ b/data/human_paras/human_para_97.docx
@@ -4,7 +4,7 @@
   <w:body>
     <w:p>
       <w:r>
-        <w:t>In the presentation of characters, Chaucer follows the way as an artist, as he has a brush in his hands. Chaucer’s real motive was to show reality and a real and honest picture of people and their characters. However, to make these characters more literary and wants a narration in his writing. So he introduced more characters like a caricature. The author’s main purpose is to criticize greedy and selfish people.</w:t>
+        <w:t>Gawain knows about weapons but in his trials, this is not relevant because the test is of his moral qualities. His personality is being shown as more complicated than Beowulf. Gawain struggles constantly with his inner devils while Beowulf prefers to take rest on the pedestal. It was very difficult for Gawain to control his inner fear but proves courage and loyalty many times.</w:t>
       </w:r>
     </w:p>
     <w:sectPr>
